--- a/audit-risk-report-generator_full_technical_reference.docx
+++ b/audit-risk-report-generator_full_technical_reference.docx
@@ -95,11 +95,9 @@
         <w:rPr>
           <w:b/>
         </w:rPr>
-        <w:t xml:space="preserve">A local AI model writes only the final sentence (Layer 5) </w:t>
+        <w:t>A local AI model writes, at most, one sentence (Layer 5) For most flags it writes nothing at all: the observation and recommendation are built from a template using the flag's own evidence. Where a model call still happens, it's narrower than before — given the templated fact and the company's actual note text, decide whether the note explains it, and add one qualifying sentence only if it doesn't. See Section 8.</w:t>
       </w:r>
-      <w:r>
-        <w:t>The model receives a rule that has already fired, the exact evidence numbers that triggered it, the exact retrieved text of the relevant accounting standard, and the exact note text — and its only job is to turn that into 3–4 well-written sentences. It is instructed never to use a figure or a paragraph number that wasn't handed to it. This is Layer 5, and only Layer 5.</w:t>
-      </w:r>
+      <w:r/>
     </w:p>
     <w:p>
       <w:pPr>
@@ -1325,11 +1323,9 @@
         <w:rPr>
           <w:b/>
         </w:rPr>
-        <w:t xml:space="preserve">Table extraction, two attempts — </w:t>
+        <w:t>Table extraction, three attempts — for each page, pdfplumber tries table extraction with a line-based strategy first (looking for actual ruled table borders); if that finds nothing, it retries with a text-based strategy (inferring column boundaries from text alignment, for tables with no visible ruling). If both of those return a structurally-shaped table whose label column comes back empty for every row — confirmed on a real filing where the underlying PDF separates columns by whitespace alignment in a way neither pdfplumber strategy resolves correctly — a third fallback reconstructs the table line-by-line directly from the page's plain text instead, which is unaffected by either failure mode.</w:t>
       </w:r>
-      <w:r>
-        <w:t>for each page, pdfplumber tries table extraction with a line-based strategy first (looking for actual ruled table borders); if that finds nothing, it retries with a text-based strategy (inferring column boundaries from text alignment, for tables with no visible ruling — common in real annual reports).</w:t>
-      </w:r>
+      <w:r/>
     </w:p>
     <w:p>
       <w:pPr>
@@ -1821,6 +1817,14 @@
         </w:tc>
       </w:tr>
     </w:tbl>
+    <w:p>
+      <w:pPr>
+        <w:pStyle w:val="ListBullet"/>
+      </w:pPr>
+      <w:r>
+        <w:t>A systematic accuracy audit (prompted by a real false-positive match) cross-checked every fuzzy-match schema variant against every other, then against real filing text. rapidfuzz's WRatio was found to sit at a ~85.5 “baseline generosity” floor for medium-length financial-jargon phrases regardless of actual meaning — 848 cross-key collisions existed at the old threshold of 85 vs. 46 at 90, and every demonstrated real-world false positive scored ~85.5 while genuine matches clustered at 90+. FUZZY_MATCH_THRESHOLD was raised to 90 accordingly, and the candidate-selection logic (formerly ranking a match's method — exact/fuzzy/embedding — above whether it actually had both current and prior year values) now checks completeness first.</w:t>
+      </w:r>
+    </w:p>
     <w:p>
       <w:pPr>
         <w:spacing w:after="160"/>
@@ -3470,7 +3474,10 @@
           <w:i w:val="0"/>
           <w:sz w:val="21"/>
         </w:rPr>
-        <w:t>For each flag, the system prompt instructs the model — in writing — to: (1) only use figures present in the evidence or note content given to it, (2) only cite a standard paragraph number if that number literally appears in the retrieved text, never invent one, and (3) keep recommendations specific (name the actual document or confirmation an auditor should obtain). The model returns a fixed JSON shape (area, observation, risk_rating, standard_reference, recommendation), parsed and validated against the ObservationResult schema; a malformed response gets one retry with an explicit correction instruction appended before the flag is given up on.</w:t>
+        <w:t>Default path (config.LOCAL_LLM_USE_TEMPLATES=True, the current default): pipeline/generator/templates.py builds the observation, recommendation, and standard_reference deterministically from the flag's own evidence dict, for every flag_id with a registered template (currently all ~21 in flags.py/consistency.py — each already carries a known governing standard baked into standard_query at the point the check was written, so there's no real judgment left for a model to make on those three fields). The one model call that remains per flag is the addendum: given the templated fact and the resolved note text, a much smaller prompt (no evidence JSON, no retrieved standard text) asks the model to decide whether the note explains the fact, responding with either one qualifying sentence or the literal word NONE. Measured effect on the reference fixture: llm_generation dropped from ~1780s to ~320-420s for the same 11 flags.</w:t>
+        <w:br/>
+        <w:br/>
+        <w:t>Fallback path (LOCAL_LLM_USE_TEMPLATES=False, or any flag_id without a registered template): the original full-generation call. The system prompt instructs the model — in writing — to: (1) only use figures present in the evidence or note content given to it, (2) only cite a standard paragraph number if that number literally appears in the retrieved text, never invent one, and (3) keep recommendations specific.</w:t>
       </w:r>
     </w:p>
     <w:p>
@@ -3478,7 +3485,7 @@
         <w:pStyle w:val="Heading2"/>
       </w:pPr>
       <w:r>
-        <w:t>Two real bugs found and fixed during testing</w:t>
+        <w:t>Real bugs found and fixed in the generation layer</w:t>
       </w:r>
     </w:p>
     <w:p>
@@ -3540,7 +3547,7 @@
         <w:pStyle w:val="Heading1"/>
       </w:pPr>
       <w:r>
-        <w:t>9. Report Export and the Streamlit Workflow</w:t>
+        <w:t>9. Report Export and the Gradio Workflow</w:t>
       </w:r>
     </w:p>
     <w:p>
@@ -3553,7 +3560,7 @@
           <w:i w:val="0"/>
           <w:sz w:val="21"/>
         </w:rPr>
-        <w:t>The final AuditReport (a validated pydantic model) is rendered two ways: live in the Streamlit app as four tabs (Observations, Key Movements, Ratios, Raw Flags), and as a downloadable Word document via python-docx — a title, disclaimer box, a summary table by risk rating, a colour-coded observations table (light red / amber / green for High / Medium / Low), a key movements table, a ratios table, and a numbered next-steps list drawn from the High and Medium recommendations. The same disclaimer appears on every report, and it's meant literally, not as boilerplate: "Preliminary desk-based observations from analytical review only. Not corroborated through vouching, third-party confirmation, or management inquiry. Validate during fieldwork before inclusion in any final report."</w:t>
+        <w:t>The final AuditReport (a validated pydantic model) is rendered two ways: live in the Gradio app as four tabs (Observations, Key Movements, Ratios, Raw Flags), and as a downloadable Word document via python-docx — a title, disclaimer box, a summary table by risk rating, a colour-coded observations table (light red / amber / green for High / Medium / Low), a key movements table, a ratios table, and a numbered next-steps list drawn from the High and Medium recommendations. The same disclaimer appears on every report, and it's meant literally, not as boilerplate: "Preliminary desk-based observations from analytical review only. Not corroborated through vouching, third-party confirmation, or management inquiry. Validate during fieldwork before inclusion in any final report."</w:t>
       </w:r>
     </w:p>
     <w:p>
@@ -3566,7 +3573,7 @@
           <w:i w:val="0"/>
           <w:sz w:val="21"/>
         </w:rPr>
-        <w:t>Upload flow: a base Excel workbook (Balance Sheet, P&amp;L, Cash Flow — recommended, since numbers read directly from cells are more reliable than numbers pulled from a PDF table) plus a notes/schedules document in PDF, Word, or image format (required, since the note-dependent rules — MSME, CSR, contingent liabilities, ageing schedules — have nothing to check without it). If the notes document also contains the face statements, Excel can be skipped entirely and the pipeline still runs.</w:t>
+        <w:t>Upload flow: an Annual Report / Notes &amp; Schedules document in PDF, Word, or image format (required — this is the whole report, face statements included, not just the notes; the field was renamed from “Notes &amp; Schedules” after a real user upload was rejected despite genuinely containing the right content) plus, optionally, a separate Excel workbook (Balance Sheet, P&amp;L, Cash Flow) if the base financials are available separately — numbers read directly from cells are more reliable than numbers pulled from a PDF table, but aren't required if everything is already in the one PDF.</w:t>
       </w:r>
     </w:p>
     <w:p>
@@ -3658,6 +3665,22 @@
     </w:p>
     <w:p>
       <w:pPr>
+        <w:pStyle w:val="ListBullet"/>
+      </w:pPr>
+      <w:r>
+        <w:t>Google Cloud Run deployment, full pipeline, live browser UI: uploaded the same reference Excel + notes PDF used in the Mac testing above to the deployed Cloud Run URL, waited through the real (CPU-bound) run, and got back the exact same result — 3 High / 7 Medium / 1 Low, 11 observations, same cited figures — confirming the cloud deployment and the local one produce identical output.</w:t>
+      </w:r>
+    </w:p>
+    <w:p>
+      <w:pPr>
+        <w:pStyle w:val="ListBullet"/>
+      </w:pPr>
+      <w:r>
+        <w:t>Templated generation (the replacement for parallel workers, see Section 12): confirmed producing byte-identical risk breakdowns to the full-LLM path on the reference fixture (3 High / 7 Medium / 1 Low, 11 observations) while cutting generation time by roughly 5-6x.</w:t>
+      </w:r>
+    </w:p>
+    <w:p>
+      <w:pPr>
         <w:pStyle w:val="Heading1"/>
       </w:pPr>
       <w:r>
@@ -3714,11 +3737,9 @@
         <w:rPr>
           <w:b/>
         </w:rPr>
-        <w:t xml:space="preserve">Apple Silicon only. </w:t>
+        <w:t>Apple Silicon is the fast path, not the only path. mlx-lm (Metal-accelerated) only runs on Apple Silicon macOS, but the llama.cpp/GGUF backend runs the same model on any CPU and is what both the Google Cloud Run deployment and any non-Mac local machine use — it's just meaningfully slower (minutes per observation on CPU vs. seconds on a Mac's GPU). See Section 12.</w:t>
       </w:r>
-      <w:r>
-        <w:t>mlx-lm — the library running the local model — only works on Apple Silicon macOS. Running this on Windows or Linux would require swapping that one component for an alternative (e.g. Ollama).</w:t>
-      </w:r>
+      <w:r/>
     </w:p>
     <w:p>
       <w:pPr>
@@ -3728,13 +3749,153 @@
         <w:rPr>
           <w:b/>
         </w:rPr>
-        <w:t xml:space="preserve">Extraction quality depends on source formatting. </w:t>
+        <w:t>Extraction quality depends on source formatting. This has gotten materially more robust this session — non-ruled-line PDF tables and Excel workbooks with generic sheet names (e.g. a PDF-to-Excel conversion tool's “Table 1/2/3”) are now both handled — but a company that reformats its tables very unusually, or states figures in a unit other than lakh (the report always labels figures “lakh” regardless of what the source document actually states), may still need manual review.</w:t>
       </w:r>
+      <w:r/>
+    </w:p>
+    <w:p/>
+    <w:p>
+      <w:pPr>
+        <w:pStyle w:val="Heading1"/>
+      </w:pPr>
       <w:r>
-        <w:t>A company that formats its tables unusually may extract less cleanly from a PDF alone — this is exactly why the base Excel upload is recommended, not optional.</w:t>
+        <w:t>12. Cloud Deployment (Google Cloud Run)</w:t>
       </w:r>
     </w:p>
-    <w:p/>
+    <w:p>
+      <w:pPr/>
+      <w:r>
+        <w:t>The same codebase also runs as a hosted Cloud Run service — a Docker image built from a plain python:3.11-slim base, with the standards index and the GGUF model both baked in at build time (not downloaded on first request) so a cold container starts ready to work. Config: 8 vCPU, 24GB memory, scales to zero between reports, one revision at a time.</w:t>
+      </w:r>
+    </w:p>
+    <w:p>
+      <w:pPr>
+        <w:pStyle w:val="Heading2"/>
+      </w:pPr>
+      <w:r>
+        <w:t>Real bugs found and fixed getting this working</w:t>
+      </w:r>
+    </w:p>
+    <w:p>
+      <w:pPr/>
+      <w:r>
+        <w:t>Every one of these was found by actually running a full report against the live deployment, not by inspection.</w:t>
+      </w:r>
+    </w:p>
+    <w:p>
+      <w:pPr>
+        <w:pStyle w:val="ListBullet"/>
+      </w:pPr>
+      <w:r>
+        <w:t>Session affinity: Gradio uploads a file over one HTTP request, then runs the analysis over a separate request — without pinning both to the same Cloud Run instance, the analysis step couldn't find the file the upload step just wrote. Fixed with Cloud Run's --session-affinity flag.</w:t>
+      </w:r>
+    </w:p>
+    <w:p>
+      <w:pPr>
+        <w:pStyle w:val="ListBullet"/>
+      </w:pPr>
+      <w:r>
+        <w:t>Hugging Face Hub rate limit: the code was calling the model-loading function that re-verifies the file against the Hub's API on every cold start, even though the model was already sitting on local disk. That API has a hard 500-requests-per-5-minutes-per-IP limit for unauthenticated calls, and repeated deploys/restarts from one IP hit it, breaking generation outright with a 429. Fixed by loading straight from the local file path when it exists — zero network calls at generation time.</w:t>
+      </w:r>
+    </w:p>
+    <w:p>
+      <w:pPr>
+        <w:pStyle w:val="ListBullet"/>
+      </w:pPr>
+      <w:r>
+        <w:t>Concurrency-starved heartbeat killed long runs: Gradio's frontend polls a lightweight endpoint periodically to detect if the server restarted. At Cloud Run's default concurrency=1, that heartbeat could never get a request slot while the one instance was busy with the real (many-minutes-long) generation call — every heartbeat failed for the whole run, and Gradio's client eventually treated that as "the server restarted" and force-reloaded the page, silently killing a 44-minute in-progress report. Fixed by raising concurrency to 10 — the actual generation work is still serialized to one (or two, with the parallel-worker change below) at a time by the code itself, not by this setting, so this only unblocks housekeeping requests.</w:t>
+      </w:r>
+    </w:p>
+    <w:p>
+      <w:pPr>
+        <w:pStyle w:val="Heading2"/>
+      </w:pPr>
+      <w:r>
+        <w:t>GPU: quota request submitted, pending Google approval</w:t>
+      </w:r>
+    </w:p>
+    <w:p>
+      <w:pPr/>
+      <w:r>
+        <w:t>Cloud Run supports attaching an NVIDIA L4 GPU, which would cut generation time further still. A full CUDA build was completed and validated — correct driver-matched CUDA toolkit version, compilation scoped to just the L4's architecture, and the model-loading code updated to offload every layer to the GPU when one is present. Deployment itself was blocked on this project's Cloud Run GPU quota being hard-capped at zero; a manual quota-increase request (region us-central1, without zonal redundancy, matching the --no-gpu-zonal-redundancy flag already in deploy.sh) has since been submitted through the Cloud Console and is pending Google's review.</w:t>
+      </w:r>
+    </w:p>
+    <w:p>
+      <w:pPr>
+        <w:pStyle w:val="Heading2"/>
+      </w:pPr>
+      <w:r>
+        <w:t>The CPU-only speedup that is live: templated generation</w:t>
+      </w:r>
+    </w:p>
+    <w:p>
+      <w:pPr/>
+      <w:r>
+        <w:t>Generation was originally strictly serial — one model call per flag, every field of every observation written by the model. Running multiple parallel model instances on the same 8 vCPUs was tried first (LOCAL_LLM_N_WORKERS&gt;1, still present in the code, defaulted off) and measured slower, not faster: llama.cpp decoding on CPU is memory-bandwidth-bound, not core-bound, so multiple instances just compete for the same memory bus instead of getting a clean speedup from separate cores (~33.5 min vs. ~29.4 min single-worker baseline on a real run). The change that actually worked was architectural, not concurrency: since every flag's governing standard and fact pattern is already known deterministically (see Section 5's normalization audit and Section 7's rule list), most of each observation no longer needs a model call at all — see Section 8's “Default path” description. A real 11-flag run went from ~1780s of LLM generation to ~320-420s, a larger win on one CPU instance than the parallel-worker approach ever achieved across two.</w:t>
+      </w:r>
+    </w:p>
+    <w:p>
+      <w:pPr>
+        <w:pStyle w:val="Heading1"/>
+      </w:pPr>
+      <w:r>
+        <w:t>13. Extraction and Mapping Robustness Audit</w:t>
+      </w:r>
+    </w:p>
+    <w:p>
+      <w:pPr/>
+      <w:r>
+        <w:t>A round of real user-submitted filings (two NBFC annual reports, different from the reference fixture) surfaced several extraction and mapping bugs that a systematic pass then closed as a set, all confirmed with zero regression on the reference fixture:</w:t>
+      </w:r>
+    </w:p>
+    <w:p>
+      <w:pPr>
+        <w:pStyle w:val="ListBullet"/>
+      </w:pPr>
+      <w:r>
+        <w:t>PDF table extraction silently returned structurally-shaped but entirely empty-labeled tables on pages where columns are separated by whitespace rather than ruled lines — recovered via a text-line reconstruction fallback (Section 3).</w:t>
+      </w:r>
+    </w:p>
+    <w:p>
+      <w:pPr>
+        <w:pStyle w:val="ListBullet"/>
+      </w:pPr>
+      <w:r>
+        <w:t>Excel sheet-type detection relied on sheet name alone, so a PDF-to-Excel export with generically-named sheets ('Table 1/2/3') silently disabled the cross-statement guard for the whole workbook — now falls back to the sheet's own content when the name gives no signal.</w:t>
+      </w:r>
+    </w:p>
+    <w:p>
+      <w:pPr>
+        <w:pStyle w:val="ListBullet"/>
+      </w:pPr>
+      <w:r>
+        <w:t>A PDF rendering quirk occasionally splits a total row's leading digit into its own token ('6 6,152.58' instead of '66,152.58'); fixed in both the places it can occur — the text-reconstruction fallback above, and pdfplumber's native table-cell path, where the split digit and value land in the same cell as one string that the number parser correctly (by design) refuses to guess at.</w:t>
+      </w:r>
+    </w:p>
+    <w:p>
+      <w:pPr>
+        <w:pStyle w:val="ListBullet"/>
+      </w:pPr>
+      <w:r>
+        <w:t>The fuzzy-match threshold and candidate-selection audit described in Section 5.</w:t>
+      </w:r>
+    </w:p>
+    <w:p>
+      <w:pPr>
+        <w:pStyle w:val="ListBullet"/>
+      </w:pPr>
+      <w:r>
+        <w:t>PaddleOCR crash on scanned PDFs: PaddleX (which paddleocr 3.x is built on) enables an x86-only oneDNN CPU backend by default, which crashes on at least one op in the OCR pipeline on Cloud Run's CPUs — never reproduces on Apple Silicon, which doesn't use that backend at all. Fixed via PADDLE_PDX_ENABLE_MKLDNN_BYDEFAULT=False, set before paddleocr is ever imported.</w:t>
+      </w:r>
+    </w:p>
+    <w:p>
+      <w:pPr>
+        <w:pStyle w:val="ListBullet"/>
+      </w:pPr>
+      <w:r>
+        <w:t>Container memory raised from 16Gi to 32Gi after a large real scanned PDF (~19MB, 40+ pages) killed the request silently mid-OCR twice in a row — no Python exception, no app-level error, just a platform-level "request timed out or exited" warning and a cold restart a few minutes later. That signature (silent death, nothing catchable) is consistent with an OOM kill: PaddleOCR runs several models at once while holding page-image buffers for a many-page document, which the original 16Gi sizing (based on the LLM + embedding model baseline alone) didn't account for. Not yet re-confirmed against the same file post-bump.</w:t>
+      </w:r>
+    </w:p>
     <w:p>
       <w:r>
         <w:rPr>

--- a/audit-risk-report-generator_full_technical_reference.docx
+++ b/audit-risk-report-generator_full_technical_reference.docx
@@ -2662,6 +2662,230 @@
           </w:p>
         </w:tc>
       </w:tr>
+      <w:tr>
+        <w:tc>
+          <w:tcPr>
+            <w:tcW w:type="dxa" w:w="2880"/>
+          </w:tcPr>
+          <w:p>
+            <w:r>
+              <w:t>Cash flow reconciliation error</w:t>
+            </w:r>
+          </w:p>
+        </w:tc>
+        <w:tc>
+          <w:tcPr>
+            <w:tcW w:type="dxa" w:w="2880"/>
+          </w:tcPr>
+          <w:p>
+            <w:r>
+              <w:t>Opening cash + net CFO + net CFI + net CFF does not equal the disclosed closing cash balance (difference &gt; ₹1 lakh)</w:t>
+            </w:r>
+          </w:p>
+        </w:tc>
+        <w:tc>
+          <w:tcPr>
+            <w:tcW w:type="dxa" w:w="2880"/>
+          </w:tcPr>
+          <w:p>
+            <w:r>
+              <w:t>An internal arithmetic break in the cash flow statement itself — Ind AS 7</w:t>
+            </w:r>
+          </w:p>
+        </w:tc>
+      </w:tr>
+      <w:tr>
+        <w:tc>
+          <w:tcPr>
+            <w:tcW w:type="dxa" w:w="2880"/>
+          </w:tcPr>
+          <w:p>
+            <w:r>
+              <w:t>CAG auditor-reporting deficiency</w:t>
+            </w:r>
+          </w:p>
+        </w:tc>
+        <w:tc>
+          <w:tcPr>
+            <w:tcW w:type="dxa" w:w="2880"/>
+          </w:tcPr>
+          <w:p>
+            <w:r>
+              <w:t>The Comptroller &amp; Auditor General's Section 143(6) supplementary comments state the statutory auditor's own report (CARO 2020 / Section 143(5) directions) was deficient or non-compliant</w:t>
+            </w:r>
+          </w:p>
+        </w:tc>
+        <w:tc>
+          <w:tcPr>
+            <w:tcW w:type="dxa" w:w="2880"/>
+          </w:tcPr>
+          <w:p>
+            <w:r>
+              <w:t>CAG faulting the auditor's own report, not just the company's numbers — found via two real CPSE filings (ONGC, SAIL)</w:t>
+            </w:r>
+          </w:p>
+        </w:tc>
+      </w:tr>
+      <w:tr>
+        <w:tc>
+          <w:tcPr>
+            <w:tcW w:type="dxa" w:w="2880"/>
+          </w:tcPr>
+          <w:p>
+            <w:r>
+              <w:t>Auditor qualified opinion</w:t>
+            </w:r>
+          </w:p>
+        </w:tc>
+        <w:tc>
+          <w:tcPr>
+            <w:tcW w:type="dxa" w:w="2880"/>
+          </w:tcPr>
+          <w:p>
+            <w:r>
+              <w:t>The auditor's report contains a "Qualified Opinion", "Adverse Opinion", or "Disclaimer of Opinion" heading instead of a routine unqualified opinion</w:t>
+            </w:r>
+          </w:p>
+        </w:tc>
+        <w:tc>
+          <w:tcPr>
+            <w:tcW w:type="dxa" w:w="2880"/>
+          </w:tcPr>
+          <w:p>
+            <w:r>
+              <w:t>A materially more severe signal than an Emphasis of Matter paragraph</w:t>
+            </w:r>
+          </w:p>
+        </w:tc>
+      </w:tr>
+      <w:tr>
+        <w:tc>
+          <w:tcPr>
+            <w:tcW w:type="dxa" w:w="2880"/>
+          </w:tcPr>
+          <w:p>
+            <w:r>
+              <w:t>Multi-entity document</w:t>
+            </w:r>
+          </w:p>
+        </w:tc>
+        <w:tc>
+          <w:tcPr>
+            <w:tcW w:type="dxa" w:w="2880"/>
+          </w:tcPr>
+          <w:p>
+            <w:r>
+              <w:t>The uploaded document contains more than one company's CIN (excluding CINs cited only in a related-party disclosure)</w:t>
+            </w:r>
+          </w:p>
+        </w:tc>
+        <w:tc>
+          <w:tcPr>
+            <w:tcW w:type="dxa" w:w="2880"/>
+          </w:tcPr>
+          <w:p>
+            <w:r>
+              <w:t>Near-certain proof the document bundles more than one reporting entity (e.g. a mutual fund AMC report covering many schemes), which this tool cannot reliably analyze as a single company</w:t>
+            </w:r>
+          </w:p>
+        </w:tc>
+      </w:tr>
+      <w:tr>
+        <w:tc>
+          <w:tcPr>
+            <w:tcW w:type="dxa" w:w="2880"/>
+          </w:tcPr>
+          <w:p>
+            <w:r>
+              <w:t>Fraud / investigation disclosure</w:t>
+            </w:r>
+          </w:p>
+        </w:tc>
+        <w:tc>
+          <w:tcPr>
+            <w:tcW w:type="dxa" w:w="2880"/>
+          </w:tcPr>
+          <w:p>
+            <w:r>
+              <w:t>The filing discloses an instance of embezzlement/misappropriation, or names a specific regulatory or law-enforcement investigation (e.g. Lokayukta, SFIO, CBI, Enforcement Directorate)</w:t>
+            </w:r>
+          </w:p>
+        </w:tc>
+        <w:tc>
+          <w:tcPr>
+            <w:tcW w:type="dxa" w:w="2880"/>
+          </w:tcPr>
+          <w:p>
+            <w:r>
+              <w:t>Deliberately avoids the bare word "fraud" (confirmed as routine SA 200 audit-methodology boilerplate on a real, clean filing) — grounded instead in two real filings: an employee-embezzlement disclosure and an active police investigation into tender irregularities</w:t>
+            </w:r>
+          </w:p>
+        </w:tc>
+      </w:tr>
+      <w:tr>
+        <w:tc>
+          <w:tcPr>
+            <w:tcW w:type="dxa" w:w="2880"/>
+          </w:tcPr>
+          <w:p>
+            <w:r>
+              <w:t>Negative net worth</w:t>
+            </w:r>
+          </w:p>
+        </w:tc>
+        <w:tc>
+          <w:tcPr>
+            <w:tcW w:type="dxa" w:w="2880"/>
+          </w:tcPr>
+          <w:p>
+            <w:r>
+              <w:t>Total equity (net worth) is negative</w:t>
+            </w:r>
+          </w:p>
+        </w:tc>
+        <w:tc>
+          <w:tcPr>
+            <w:tcW w:type="dxa" w:w="2880"/>
+          </w:tcPr>
+          <w:p>
+            <w:r>
+              <w:t>A going-concern-level fact in its own right — reuses an already-extracted figure, no new extraction needed</w:t>
+            </w:r>
+          </w:p>
+        </w:tc>
+      </w:tr>
+      <w:tr>
+        <w:tc>
+          <w:tcPr>
+            <w:tcW w:type="dxa" w:w="2880"/>
+          </w:tcPr>
+          <w:p>
+            <w:r>
+              <w:t>Investment diminution indicator</w:t>
+            </w:r>
+          </w:p>
+        </w:tc>
+        <w:tc>
+          <w:tcPr>
+            <w:tcW w:type="dxa" w:w="2880"/>
+          </w:tcPr>
+          <w:p>
+            <w:r>
+              <w:t>The filing discloses a "diminution in value" for an investment in a subsidiary, associate, or joint venture</w:t>
+            </w:r>
+          </w:p>
+        </w:tc>
+        <w:tc>
+          <w:tcPr>
+            <w:tcW w:type="dxa" w:w="2880"/>
+          </w:tcPr>
+          <w:p>
+            <w:r>
+              <w:t>Deliberately narrower than the bare word "impairment", which also appears in routine accounting-policy boilerplate present in nearly every filing regardless of whether any impairment was ever triggered</w:t>
+            </w:r>
+          </w:p>
+        </w:tc>
+      </w:tr>
     </w:tbl>
     <w:p>
       <w:pPr>
@@ -3112,6 +3336,230 @@
           </w:p>
         </w:tc>
       </w:tr>
+      <w:tr>
+        <w:tc>
+          <w:tcPr>
+            <w:tcW w:type="dxa" w:w="2880"/>
+          </w:tcPr>
+          <w:p>
+            <w:r>
+              <w:t>Non-current liabilities surge</w:t>
+            </w:r>
+          </w:p>
+        </w:tc>
+        <w:tc>
+          <w:tcPr>
+            <w:tcW w:type="dxa" w:w="2880"/>
+          </w:tcPr>
+          <w:p>
+            <w:r>
+              <w:t>Total non-current liabilities grew more than 50% year-on-year AND exceed 5% of total assets</w:t>
+            </w:r>
+          </w:p>
+        </w:tc>
+        <w:tc>
+          <w:tcPr>
+            <w:tcW w:type="dxa" w:w="2880"/>
+          </w:tcPr>
+          <w:p>
+            <w:r>
+              <w:t>A material shift in the long-term liability structure</w:t>
+            </w:r>
+          </w:p>
+        </w:tc>
+      </w:tr>
+      <w:tr>
+        <w:tc>
+          <w:tcPr>
+            <w:tcW w:type="dxa" w:w="2880"/>
+          </w:tcPr>
+          <w:p>
+            <w:r>
+              <w:t>PPE depreciation reconciliation error</w:t>
+            </w:r>
+          </w:p>
+        </w:tc>
+        <w:tc>
+          <w:tcPr>
+            <w:tcW w:type="dxa" w:w="2880"/>
+          </w:tcPr>
+          <w:p>
+            <w:r>
+              <w:t>In the Property, Plant &amp; Equipment note, opening accumulated depreciation + the current year's depreciation charge − disposals does not equal the disclosed closing accumulated depreciation</w:t>
+            </w:r>
+          </w:p>
+        </w:tc>
+        <w:tc>
+          <w:tcPr>
+            <w:tcW w:type="dxa" w:w="2880"/>
+          </w:tcPr>
+          <w:p>
+            <w:r>
+              <w:t>An internal arithmetic break in the fixed-asset roll-forward — Ind AS 16 / Schedule II</w:t>
+            </w:r>
+          </w:p>
+        </w:tc>
+      </w:tr>
+      <w:tr>
+        <w:tc>
+          <w:tcPr>
+            <w:tcW w:type="dxa" w:w="2880"/>
+          </w:tcPr>
+          <w:p>
+            <w:r>
+              <w:t>ECL allowance surge</w:t>
+            </w:r>
+          </w:p>
+        </w:tc>
+        <w:tc>
+          <w:tcPr>
+            <w:tcW w:type="dxa" w:w="2880"/>
+          </w:tcPr>
+          <w:p>
+            <w:r>
+              <w:t>The allowance for doubtful debts / expected credit loss on trade receivables grew more than 20% year-on-year (High severity if growth exceeds 50%)</w:t>
+            </w:r>
+          </w:p>
+        </w:tc>
+        <w:tc>
+          <w:tcPr>
+            <w:tcW w:type="dxa" w:w="2880"/>
+          </w:tcPr>
+          <w:p>
+            <w:r>
+              <w:t>A judgment-heavy provisioning area CAG's own findings call out as a recurring risk category — Ind AS 109</w:t>
+            </w:r>
+          </w:p>
+        </w:tc>
+      </w:tr>
+      <w:tr>
+        <w:tc>
+          <w:tcPr>
+            <w:tcW w:type="dxa" w:w="2880"/>
+          </w:tcPr>
+          <w:p>
+            <w:r>
+              <w:t>Unconfirmed balances</w:t>
+            </w:r>
+          </w:p>
+        </w:tc>
+        <w:tc>
+          <w:tcPr>
+            <w:tcW w:type="dxa" w:w="2880"/>
+          </w:tcPr>
+          <w:p>
+            <w:r>
+              <w:t>Trade receivables, payables, or loan balances are disclosed as "subject to confirmation/reconciliation" (severity rises to High if the auditor's own report elevates it into a qualification, Medium if a specific rupee amount is stated, otherwise Low)</w:t>
+            </w:r>
+          </w:p>
+        </w:tc>
+        <w:tc>
+          <w:tcPr>
+            <w:tcW w:type="dxa" w:w="2880"/>
+          </w:tcPr>
+          <w:p>
+            <w:r>
+              <w:t>SA 505 external confirmations — a routine disclosure in most filings, tiered by how the company itself worded it rather than firing at a flat severity</w:t>
+            </w:r>
+          </w:p>
+        </w:tc>
+      </w:tr>
+      <w:tr>
+        <w:tc>
+          <w:tcPr>
+            <w:tcW w:type="dxa" w:w="2880"/>
+          </w:tcPr>
+          <w:p>
+            <w:r>
+              <w:t>CWIP ready but not capitalized</w:t>
+            </w:r>
+          </w:p>
+        </w:tc>
+        <w:tc>
+          <w:tcPr>
+            <w:tcW w:type="dxa" w:w="2880"/>
+          </w:tcPr>
+          <w:p>
+            <w:r>
+              <w:t>The filing discloses that assets ready for their intended use are still being carried under Capital Work-in-Progress rather than capitalized into PPE</w:t>
+            </w:r>
+          </w:p>
+        </w:tc>
+        <w:tc>
+          <w:tcPr>
+            <w:tcW w:type="dxa" w:w="2880"/>
+          </w:tcPr>
+          <w:p>
+            <w:r>
+              <w:t>A named Ind AS 16 non-compliance distinct from the age-based CWIP-overdue check below</w:t>
+            </w:r>
+          </w:p>
+        </w:tc>
+      </w:tr>
+      <w:tr>
+        <w:tc>
+          <w:tcPr>
+            <w:tcW w:type="dxa" w:w="2880"/>
+          </w:tcPr>
+          <w:p>
+            <w:r>
+              <w:t>Audit trail lapse</w:t>
+            </w:r>
+          </w:p>
+        </w:tc>
+        <w:tc>
+          <w:tcPr>
+            <w:tcW w:type="dxa" w:w="2880"/>
+          </w:tcPr>
+          <w:p>
+            <w:r>
+              <w:t>The auditor's report indicates the accounting software's audit-trail (edit log) feature was not continuously switched on for the full year</w:t>
+            </w:r>
+          </w:p>
+        </w:tc>
+        <w:tc>
+          <w:tcPr>
+            <w:tcW w:type="dxa" w:w="2880"/>
+          </w:tcPr>
+          <w:p>
+            <w:r>
+              <w:t>Rule 11(g) of the Companies (Audit and Auditors) Rules, 2014</w:t>
+            </w:r>
+          </w:p>
+        </w:tc>
+      </w:tr>
+      <w:tr>
+        <w:tc>
+          <w:tcPr>
+            <w:tcW w:type="dxa" w:w="2880"/>
+          </w:tcPr>
+          <w:p>
+            <w:r>
+              <w:t>Title deed not in company's name</w:t>
+            </w:r>
+          </w:p>
+        </w:tc>
+        <w:tc>
+          <w:tcPr>
+            <w:tcW w:type="dxa" w:w="2880"/>
+          </w:tcPr>
+          <w:p>
+            <w:r>
+              <w:t>CARO clause 3(i)(c) discloses that title deeds for certain immovable property are not held in the reporting company's own name</w:t>
+            </w:r>
+          </w:p>
+        </w:tc>
+        <w:tc>
+          <w:tcPr>
+            <w:tcW w:type="dxa" w:w="2880"/>
+          </w:tcPr>
+          <w:p>
+            <w:r>
+              <w:t>Confirmed across three independent real filings' wording, with a genuine clean-case negative control to avoid firing on the routine version of this clause</w:t>
+            </w:r>
+          </w:p>
+        </w:tc>
+      </w:tr>
     </w:tbl>
     <w:p>
       <w:pPr>
@@ -3417,6 +3865,70 @@
                 <w:sz w:val="18"/>
               </w:rPr>
               <w:t>A presentation/labelling defect — this exact issue was found in the SCI test data used to build this system, and the check was written specifically to catch it</w:t>
+            </w:r>
+          </w:p>
+        </w:tc>
+      </w:tr>
+      <w:tr>
+        <w:tc>
+          <w:tcPr>
+            <w:tcW w:type="dxa" w:w="2880"/>
+          </w:tcPr>
+          <w:p>
+            <w:r>
+              <w:t>Auditor's emphasis / going-concern paragraph</w:t>
+            </w:r>
+          </w:p>
+        </w:tc>
+        <w:tc>
+          <w:tcPr>
+            <w:tcW w:type="dxa" w:w="2880"/>
+          </w:tcPr>
+          <w:p>
+            <w:r>
+              <w:t>The auditor's report contains a named "Emphasis of Matter" (Medium) or "Material Uncertainty Related to Going Concern" (High) paragraph</w:t>
+            </w:r>
+          </w:p>
+        </w:tc>
+        <w:tc>
+          <w:tcPr>
+            <w:tcW w:type="dxa" w:w="2880"/>
+          </w:tcPr>
+          <w:p>
+            <w:r>
+              <w:t>SA 706 / SA 570 — presence alone is the signal, since these headings only appear when the auditor deliberately draws attention to something</w:t>
+            </w:r>
+          </w:p>
+        </w:tc>
+      </w:tr>
+      <w:tr>
+        <w:tc>
+          <w:tcPr>
+            <w:tcW w:type="dxa" w:w="2880"/>
+          </w:tcPr>
+          <w:p>
+            <w:r>
+              <w:t>Generic material movement</w:t>
+            </w:r>
+          </w:p>
+        </w:tc>
+        <w:tc>
+          <w:tcPr>
+            <w:tcW w:type="dxa" w:w="2880"/>
+          </w:tcPr>
+          <w:p>
+            <w:r>
+              <w:t>Any other canonical line item not covered by a dedicated rule above moves more than 20% year-on-year and is material (&gt;0.5% of total assets); severity tiers at 20–50% Low, 50–80% Medium, &gt;80% High</w:t>
+            </w:r>
+          </w:p>
+        </w:tc>
+        <w:tc>
+          <w:tcPr>
+            <w:tcW w:type="dxa" w:w="2880"/>
+          </w:tcPr>
+          <w:p>
+            <w:r>
+              <w:t>A catch-all so a material swing in a line item without its own bespoke rule still surfaces</w:t>
             </w:r>
           </w:p>
         </w:tc>
@@ -3753,6 +4265,38 @@
       </w:r>
       <w:r/>
     </w:p>
+    <w:p>
+      <w:pPr>
+        <w:pStyle w:val="ListBullet"/>
+      </w:pPr>
+      <w:r>
+        <w:t>Note-boundary detection can occasionally swallow the wrong span. When a document's later notes switch numbering style (e.g. from "NOTE 15:" to a bare "19."), the boundary detector can fail to find the next real note and let the current one run for a large, wrong span. Confirmed on a real 570-page filing where this swallowed the company's entire Balance Sheet, P&amp;L, and Cash Flow Statement into a bogus note — meaning the Key Financial Movements and Computed Ratios sections come back empty for that filing even though the text-based checks (qualified opinion, fraud disclosure, title deeds, etc.) still work correctly off the raw document text. Flagged as needing careful, tested work rather than a quick regex patch, given this exact pattern has produced false positives before.</w:t>
+      </w:r>
+    </w:p>
+    <w:p>
+      <w:pPr>
+        <w:pStyle w:val="ListBullet"/>
+      </w:pPr>
+      <w:r>
+        <w:t>Uncommon table shapes aren't yet handled. A company that reports in dual currency (e.g. INR lakhs and USD side by side, a 5-column shape instead of the assumed 3-column Note/Current/Prior) will have its face-statement figures misread, since the generic line-item mapper assumes a single current and prior value per row. Confirmed on a real filing; not yet fixed.</w:t>
+      </w:r>
+    </w:p>
+    <w:p>
+      <w:pPr>
+        <w:pStyle w:val="ListBullet"/>
+      </w:pPr>
+      <w:r>
+        <w:t>Upload size is capped by the platform. Cloud Run rejects uploads above roughly 32MB outright (HTTP 413) before the file ever reaches the pipeline — confirmed on a real 67MB scanned annual report, which cannot currently be analyzed via the hosted deployment at all.</w:t>
+      </w:r>
+    </w:p>
+    <w:p>
+      <w:pPr>
+        <w:pStyle w:val="ListBullet"/>
+      </w:pPr>
+      <w:r>
+        <w:t>Old Indian GAAP (AS) filings silently skip Ind-AS-specific rules. A company still reporting under AS-15/AS-18 rather than Ind AS has no Right-of-Use asset or Expected Credit Loss line items in its accounts at all — not because there's nothing to flag, but because those constructs don't exist under that framework. The relevant rules correctly find nothing, which currently looks identical to a clean Ind AS filing rather than "this check doesn't apply here."</w:t>
+      </w:r>
+    </w:p>
     <w:p/>
     <w:p>
       <w:pPr>
@@ -3765,7 +4309,7 @@
     <w:p>
       <w:pPr/>
       <w:r>
-        <w:t>The same codebase also runs as a hosted Cloud Run service — a Docker image built from a plain python:3.11-slim base, with the standards index and the GGUF model both baked in at build time (not downloaded on first request) so a cold container starts ready to work. Config: 8 vCPU, 24GB memory, scales to zero between reports, one revision at a time.</w:t>
+        <w:t>The same codebase also runs as a hosted Cloud Run service — a Docker image built from a plain python:3.11-slim base, with the standards index and the GGUF model both baked in at build time (not downloaded on first request) so a cold container starts ready to work. Config: 8 vCPU, 32GB memory, session-affinity on, max-instances 3, scales to zero between reports. Deployed in two regions: asia-southeast1 (primary, serving live traffic — moved here from us-central1 after an L4 GPU quota stockout in US regions, and it also cuts latency for the tool's actual users in India) and us-central1 (kept running as a fallback, synced on every deploy but not carrying primary traffic).</w:t>
       </w:r>
     </w:p>
     <w:p>
@@ -3811,13 +4355,29 @@
         <w:pStyle w:val="Heading2"/>
       </w:pPr>
       <w:r>
-        <w:t>GPU: quota request submitted, pending Google approval</w:t>
+        <w:t>Report persistence (“Recent Reports”)</w:t>
+      </w:r>
+    </w:p>
+    <w:p>
+      <w:pPr>
+        <w:pStyle w:val="ListBullet"/>
+      </w:pPr>
+      <w:r>
+        <w:t>Every generated report is also uploaded to a GCS bucket (export/report_storage.py: upload_report/list_recent_reports/download_report), independent of whether the browser session that requested it is still connected. A “Recent Reports” dropdown in the Gradio UI lets a user re-download any report from the last 20 runs, regardless of which region or instance produced it. This exists specifically to survive a real, recurring failure mode: a browser losing its connection to a long-running analysis (mobile networks, tab backgrounding) used to mean the finished report was unrecoverable even though the backend had completed successfully. All storage calls fail open (swallow exceptions, log, and continue) so a GCS outage degrades to “no recent-reports list” rather than blocking a live analysis.</w:t>
+      </w:r>
+    </w:p>
+    <w:p>
+      <w:pPr>
+        <w:pStyle w:val="Heading2"/>
+      </w:pPr>
+      <w:r>
+        <w:t>GPU: quota approved, validated, not yet cut to production</w:t>
       </w:r>
     </w:p>
     <w:p>
       <w:pPr/>
       <w:r>
-        <w:t>Cloud Run supports attaching an NVIDIA L4 GPU, which would cut generation time further still. A full CUDA build was completed and validated — correct driver-matched CUDA toolkit version, compilation scoped to just the L4's architecture, and the model-loading code updated to offload every layer to the GPU when one is present. Deployment itself was blocked on this project's Cloud Run GPU quota being hard-capped at zero; a manual quota-increase request (region us-central1, without zonal redundancy, matching the --no-gpu-zonal-redundancy flag already in deploy.sh) has since been submitted through the Cloud Console and is pending Google's review.</w:t>
+        <w:t>Cloud Run supports attaching an NVIDIA L4 or RTX Pro 6000 (Blackwell) GPU. A CUDA build was completed and validated on a real request — an 11x speedup on LLM narrative generation was measured and confirmed correct — via a --no-traffic --tag test revision. GPU quota was subsequently approved in asia-southeast1. Production traffic has not been cut over to it: attaching GPU on Cloud Run requires a fixed cpu=20 / memory=80Gi shape (not the flexible CPU-only ranges), a real, ongoing cost increase, so the cutover decision was left open rather than made silently. The validated GPU revision still exists at 0% traffic if the cutover is approved.</w:t>
       </w:r>
     </w:p>
     <w:p>

--- a/audit-risk-report-generator_full_technical_reference.docx
+++ b/audit-risk-report-generator_full_technical_reference.docx
@@ -2257,7 +2257,7 @@
           <w:i w:val="0"/>
           <w:sz w:val="21"/>
         </w:rPr>
-        <w:t>This is the complete list. Every rule below is a plain Python comparison against a fixed numeric threshold — nothing here is decided by the AI model. If a condition isn't met, the rule simply produces no output; there's no partial credit or fuzzy judgment. Thresholds are general audit rules of thumb, not derived from a specific materiality calculation for any one company (see the caveat in Section 11).</w:t>
+        <w:t>This is the complete list — 36 rules total (16 High-severity, 13 Medium, 5 Low, plus 2 whose severity scales with the underlying number rather than being fixed). Every rule below is a plain Python comparison against a fixed numeric threshold — nothing here is decided by the AI model. If a condition isn't met, the rule simply produces no output; there's no partial credit or fuzzy judgment. Thresholds are general audit rules of thumb, not derived from a specific materiality calculation for any one company (see the caveat in Section 11).</w:t>
       </w:r>
     </w:p>
     <w:p>
